--- a/Word/Tekken Unity Fighting Game.docx
+++ b/Word/Tekken Unity Fighting Game.docx
@@ -40,6 +40,85 @@
         </w:rPr>
         <w:t xml:space="preserve">Open Unity 3D Project </w:t>
       </w:r>
+    </w:p>
+    <w:p>
+      <w:pPr>
+        <w:rPr>
+          <w:rFonts w:ascii="Calibri" w:hAnsi="Calibri" w:cs="Calibri"/>
+          <w:sz w:val="32"/>
+          <w:szCs w:val="32"/>
+        </w:rPr>
+      </w:pPr>
+      <w:r>
+        <w:rPr>
+          <w:rFonts w:ascii="Calibri" w:hAnsi="Calibri" w:cs="Calibri"/>
+          <w:sz w:val="32"/>
+          <w:szCs w:val="32"/>
+        </w:rPr>
+        <w:drawing>
+          <wp:inline distT="0" distB="0" distL="0" distR="0" wp14:anchorId="2C320438" wp14:editId="1BA0A2A0">
+            <wp:extent cx="6645910" cy="3459480"/>
+            <wp:effectExtent l="0" t="0" r="2540" b="7620"/>
+            <wp:docPr id="1544141548" name="Picture 1"/>
+            <wp:cNvGraphicFramePr>
+              <a:graphicFrameLocks xmlns:a="http://schemas.openxmlformats.org/drawingml/2006/main" noChangeAspect="1"/>
+            </wp:cNvGraphicFramePr>
+            <a:graphic xmlns:a="http://schemas.openxmlformats.org/drawingml/2006/main">
+              <a:graphicData uri="http://schemas.openxmlformats.org/drawingml/2006/picture">
+                <pic:pic xmlns:pic="http://schemas.openxmlformats.org/drawingml/2006/picture">
+                  <pic:nvPicPr>
+                    <pic:cNvPr id="1544141548" name=""/>
+                    <pic:cNvPicPr/>
+                  </pic:nvPicPr>
+                  <pic:blipFill>
+                    <a:blip r:embed="rId4"/>
+                    <a:stretch>
+                      <a:fillRect/>
+                    </a:stretch>
+                  </pic:blipFill>
+                  <pic:spPr>
+                    <a:xfrm>
+                      <a:off x="0" y="0"/>
+                      <a:ext cx="6645910" cy="3459480"/>
+                    </a:xfrm>
+                    <a:prstGeom prst="rect">
+                      <a:avLst/>
+                    </a:prstGeom>
+                  </pic:spPr>
+                </pic:pic>
+              </a:graphicData>
+            </a:graphic>
+          </wp:inline>
+        </w:drawing>
+      </w:r>
+    </w:p>
+    <w:p>
+      <w:pPr>
+        <w:rPr>
+          <w:rFonts w:ascii="Calibri" w:hAnsi="Calibri" w:cs="Calibri"/>
+          <w:sz w:val="32"/>
+          <w:szCs w:val="32"/>
+        </w:rPr>
+      </w:pPr>
+      <w:r>
+        <w:rPr>
+          <w:rFonts w:ascii="Calibri" w:hAnsi="Calibri" w:cs="Calibri"/>
+          <w:sz w:val="32"/>
+          <w:szCs w:val="32"/>
+        </w:rPr>
+        <w:t xml:space="preserve">Import the required assets from the link below : </w:t>
+      </w:r>
+      <w:hyperlink r:id="rId5" w:history="1">
+        <w:r>
+          <w:rPr>
+            <w:rStyle w:val="Hyperlink"/>
+            <w:rFonts w:ascii="Calibri" w:hAnsi="Calibri" w:cs="Calibri"/>
+            <w:sz w:val="32"/>
+            <w:szCs w:val="32"/>
+          </w:rPr>
+          <w:t>https://drive.google.com/drive/folders/1coxbWtPZ0bqwoXv3Lqt4xvaLK8rKid4v</w:t>
+        </w:r>
+      </w:hyperlink>
     </w:p>
     <w:p>
       <w:pPr>
@@ -986,6 +1065,29 @@
       <w:spacing w:val="5"/>
     </w:rPr>
   </w:style>
+  <w:style w:type="character" w:styleId="Hyperlink">
+    <w:name w:val="Hyperlink"/>
+    <w:basedOn w:val="DefaultParagraphFont"/>
+    <w:uiPriority w:val="99"/>
+    <w:unhideWhenUsed/>
+    <w:rsid w:val="00147609"/>
+    <w:rPr>
+      <w:color w:val="467886" w:themeColor="hyperlink"/>
+      <w:u w:val="single"/>
+    </w:rPr>
+  </w:style>
+  <w:style w:type="character" w:styleId="UnresolvedMention">
+    <w:name w:val="Unresolved Mention"/>
+    <w:basedOn w:val="DefaultParagraphFont"/>
+    <w:uiPriority w:val="99"/>
+    <w:semiHidden/>
+    <w:unhideWhenUsed/>
+    <w:rsid w:val="00147609"/>
+    <w:rPr>
+      <w:color w:val="605E5C"/>
+      <w:shd w:val="clear" w:color="auto" w:fill="E1DFDD"/>
+    </w:rPr>
+  </w:style>
 </w:styles>
 </file>
 

--- a/Word/Tekken Unity Fighting Game.docx
+++ b/Word/Tekken Unity Fighting Game.docx
@@ -21,8 +21,20 @@
           <w:sz w:val="32"/>
           <w:szCs w:val="32"/>
         </w:rPr>
-        <w:t>Tekken Unity Fighting Game :</w:t>
+        <w:t xml:space="preserve">Tekken Unity Fighting </w:t>
       </w:r>
+      <w:proofErr w:type="gramStart"/>
+      <w:r>
+        <w:rPr>
+          <w:rFonts w:ascii="Calibri" w:hAnsi="Calibri" w:cs="Calibri"/>
+          <w:b/>
+          <w:bCs/>
+          <w:sz w:val="32"/>
+          <w:szCs w:val="32"/>
+        </w:rPr>
+        <w:t>Game :</w:t>
+      </w:r>
+      <w:proofErr w:type="gramEnd"/>
     </w:p>
     <w:p>
       <w:pPr>
@@ -106,7 +118,25 @@
           <w:sz w:val="32"/>
           <w:szCs w:val="32"/>
         </w:rPr>
-        <w:t xml:space="preserve">Import the required assets from the link below : </w:t>
+        <w:t xml:space="preserve">Import the required assets from the link </w:t>
+      </w:r>
+      <w:proofErr w:type="gramStart"/>
+      <w:r>
+        <w:rPr>
+          <w:rFonts w:ascii="Calibri" w:hAnsi="Calibri" w:cs="Calibri"/>
+          <w:sz w:val="32"/>
+          <w:szCs w:val="32"/>
+        </w:rPr>
+        <w:t>below :</w:t>
+      </w:r>
+      <w:proofErr w:type="gramEnd"/>
+      <w:r>
+        <w:rPr>
+          <w:rFonts w:ascii="Calibri" w:hAnsi="Calibri" w:cs="Calibri"/>
+          <w:sz w:val="32"/>
+          <w:szCs w:val="32"/>
+        </w:rPr>
+        <w:t xml:space="preserve"> </w:t>
       </w:r>
       <w:hyperlink r:id="rId5" w:history="1">
         <w:r>
@@ -119,6 +149,210 @@
           <w:t>https://drive.google.com/drive/folders/1coxbWtPZ0bqwoXv3Lqt4xvaLK8rKid4v</w:t>
         </w:r>
       </w:hyperlink>
+    </w:p>
+    <w:p>
+      <w:pPr>
+        <w:rPr>
+          <w:rFonts w:ascii="Calibri" w:hAnsi="Calibri" w:cs="Calibri"/>
+          <w:sz w:val="32"/>
+          <w:szCs w:val="32"/>
+        </w:rPr>
+      </w:pPr>
+      <w:r>
+        <w:rPr>
+          <w:rFonts w:ascii="Calibri" w:hAnsi="Calibri" w:cs="Calibri"/>
+          <w:sz w:val="32"/>
+          <w:szCs w:val="32"/>
+        </w:rPr>
+        <w:t xml:space="preserve">Once done open the map -&gt; add the plane -&gt; remove the Mesh Collider and add the Box Collider </w:t>
+      </w:r>
+      <w:r>
+        <w:rPr>
+          <w:rFonts w:ascii="Calibri" w:hAnsi="Calibri" w:cs="Calibri"/>
+          <w:sz w:val="32"/>
+          <w:szCs w:val="32"/>
+        </w:rPr>
+        <w:t>[Just to be add like a boundary]</w:t>
+      </w:r>
+      <w:r>
+        <w:rPr>
+          <w:rFonts w:ascii="Calibri" w:hAnsi="Calibri" w:cs="Calibri"/>
+          <w:sz w:val="32"/>
+          <w:szCs w:val="32"/>
+        </w:rPr>
+        <w:t xml:space="preserve"> -&gt; after that disable the Mesh Renderer in inspector</w:t>
+      </w:r>
+    </w:p>
+    <w:p>
+      <w:pPr>
+        <w:rPr>
+          <w:rFonts w:ascii="Calibri" w:hAnsi="Calibri" w:cs="Calibri"/>
+          <w:sz w:val="32"/>
+          <w:szCs w:val="32"/>
+        </w:rPr>
+      </w:pPr>
+      <w:r>
+        <w:rPr>
+          <w:rFonts w:ascii="Calibri" w:hAnsi="Calibri" w:cs="Calibri"/>
+          <w:sz w:val="32"/>
+          <w:szCs w:val="32"/>
+        </w:rPr>
+        <w:drawing>
+          <wp:inline distT="0" distB="0" distL="0" distR="0" wp14:anchorId="4E956368" wp14:editId="24E6B247">
+            <wp:extent cx="6645910" cy="3463290"/>
+            <wp:effectExtent l="0" t="0" r="2540" b="3810"/>
+            <wp:docPr id="205887690" name="Picture 1"/>
+            <wp:cNvGraphicFramePr>
+              <a:graphicFrameLocks xmlns:a="http://schemas.openxmlformats.org/drawingml/2006/main" noChangeAspect="1"/>
+            </wp:cNvGraphicFramePr>
+            <a:graphic xmlns:a="http://schemas.openxmlformats.org/drawingml/2006/main">
+              <a:graphicData uri="http://schemas.openxmlformats.org/drawingml/2006/picture">
+                <pic:pic xmlns:pic="http://schemas.openxmlformats.org/drawingml/2006/picture">
+                  <pic:nvPicPr>
+                    <pic:cNvPr id="205887690" name=""/>
+                    <pic:cNvPicPr/>
+                  </pic:nvPicPr>
+                  <pic:blipFill>
+                    <a:blip r:embed="rId6"/>
+                    <a:stretch>
+                      <a:fillRect/>
+                    </a:stretch>
+                  </pic:blipFill>
+                  <pic:spPr>
+                    <a:xfrm>
+                      <a:off x="0" y="0"/>
+                      <a:ext cx="6645910" cy="3463290"/>
+                    </a:xfrm>
+                    <a:prstGeom prst="rect">
+                      <a:avLst/>
+                    </a:prstGeom>
+                  </pic:spPr>
+                </pic:pic>
+              </a:graphicData>
+            </a:graphic>
+          </wp:inline>
+        </w:drawing>
+      </w:r>
+    </w:p>
+    <w:p>
+      <w:pPr>
+        <w:rPr>
+          <w:rFonts w:ascii="Calibri" w:hAnsi="Calibri" w:cs="Calibri"/>
+          <w:sz w:val="32"/>
+          <w:szCs w:val="32"/>
+        </w:rPr>
+      </w:pPr>
+      <w:r>
+        <w:rPr>
+          <w:rFonts w:ascii="Calibri" w:hAnsi="Calibri" w:cs="Calibri"/>
+          <w:sz w:val="32"/>
+          <w:szCs w:val="32"/>
+        </w:rPr>
+        <w:lastRenderedPageBreak/>
+        <w:t>Same here apply for all those three maps also</w:t>
+      </w:r>
+    </w:p>
+    <w:p>
+      <w:pPr>
+        <w:rPr>
+          <w:rFonts w:ascii="Calibri" w:hAnsi="Calibri" w:cs="Calibri"/>
+          <w:sz w:val="32"/>
+          <w:szCs w:val="32"/>
+        </w:rPr>
+      </w:pPr>
+      <w:r>
+        <w:rPr>
+          <w:rFonts w:ascii="Calibri" w:hAnsi="Calibri" w:cs="Calibri"/>
+          <w:sz w:val="32"/>
+          <w:szCs w:val="32"/>
+        </w:rPr>
+        <w:drawing>
+          <wp:inline distT="0" distB="0" distL="0" distR="0" wp14:anchorId="3C845D6B" wp14:editId="1EB9F5D9">
+            <wp:extent cx="6645910" cy="3209925"/>
+            <wp:effectExtent l="0" t="0" r="2540" b="9525"/>
+            <wp:docPr id="1841751245" name="Picture 1"/>
+            <wp:cNvGraphicFramePr>
+              <a:graphicFrameLocks xmlns:a="http://schemas.openxmlformats.org/drawingml/2006/main" noChangeAspect="1"/>
+            </wp:cNvGraphicFramePr>
+            <a:graphic xmlns:a="http://schemas.openxmlformats.org/drawingml/2006/main">
+              <a:graphicData uri="http://schemas.openxmlformats.org/drawingml/2006/picture">
+                <pic:pic xmlns:pic="http://schemas.openxmlformats.org/drawingml/2006/picture">
+                  <pic:nvPicPr>
+                    <pic:cNvPr id="1841751245" name=""/>
+                    <pic:cNvPicPr/>
+                  </pic:nvPicPr>
+                  <pic:blipFill>
+                    <a:blip r:embed="rId7"/>
+                    <a:stretch>
+                      <a:fillRect/>
+                    </a:stretch>
+                  </pic:blipFill>
+                  <pic:spPr>
+                    <a:xfrm>
+                      <a:off x="0" y="0"/>
+                      <a:ext cx="6645910" cy="3209925"/>
+                    </a:xfrm>
+                    <a:prstGeom prst="rect">
+                      <a:avLst/>
+                    </a:prstGeom>
+                  </pic:spPr>
+                </pic:pic>
+              </a:graphicData>
+            </a:graphic>
+          </wp:inline>
+        </w:drawing>
+      </w:r>
+    </w:p>
+    <w:p>
+      <w:pPr>
+        <w:rPr>
+          <w:rFonts w:ascii="Calibri" w:hAnsi="Calibri" w:cs="Calibri"/>
+          <w:sz w:val="32"/>
+          <w:szCs w:val="32"/>
+        </w:rPr>
+      </w:pPr>
+      <w:r>
+        <w:rPr>
+          <w:rFonts w:ascii="Calibri" w:hAnsi="Calibri" w:cs="Calibri"/>
+          <w:sz w:val="32"/>
+          <w:szCs w:val="32"/>
+        </w:rPr>
+        <w:drawing>
+          <wp:inline distT="0" distB="0" distL="0" distR="0" wp14:anchorId="39291BD8" wp14:editId="1CEEE986">
+            <wp:extent cx="6645910" cy="3408045"/>
+            <wp:effectExtent l="0" t="0" r="2540" b="1905"/>
+            <wp:docPr id="287892971" name="Picture 1"/>
+            <wp:cNvGraphicFramePr>
+              <a:graphicFrameLocks xmlns:a="http://schemas.openxmlformats.org/drawingml/2006/main" noChangeAspect="1"/>
+            </wp:cNvGraphicFramePr>
+            <a:graphic xmlns:a="http://schemas.openxmlformats.org/drawingml/2006/main">
+              <a:graphicData uri="http://schemas.openxmlformats.org/drawingml/2006/picture">
+                <pic:pic xmlns:pic="http://schemas.openxmlformats.org/drawingml/2006/picture">
+                  <pic:nvPicPr>
+                    <pic:cNvPr id="287892971" name=""/>
+                    <pic:cNvPicPr/>
+                  </pic:nvPicPr>
+                  <pic:blipFill>
+                    <a:blip r:embed="rId8"/>
+                    <a:stretch>
+                      <a:fillRect/>
+                    </a:stretch>
+                  </pic:blipFill>
+                  <pic:spPr>
+                    <a:xfrm>
+                      <a:off x="0" y="0"/>
+                      <a:ext cx="6645910" cy="3408045"/>
+                    </a:xfrm>
+                    <a:prstGeom prst="rect">
+                      <a:avLst/>
+                    </a:prstGeom>
+                  </pic:spPr>
+                </pic:pic>
+              </a:graphicData>
+            </a:graphic>
+          </wp:inline>
+        </w:drawing>
+      </w:r>
     </w:p>
     <w:p>
       <w:pPr>

--- a/Word/Tekken Unity Fighting Game.docx
+++ b/Word/Tekken Unity Fighting Game.docx
@@ -353,6 +353,100 @@
           </wp:inline>
         </w:drawing>
       </w:r>
+    </w:p>
+    <w:p>
+      <w:pPr>
+        <w:rPr>
+          <w:rFonts w:ascii="Calibri" w:hAnsi="Calibri" w:cs="Calibri"/>
+          <w:sz w:val="32"/>
+          <w:szCs w:val="32"/>
+        </w:rPr>
+      </w:pPr>
+      <w:r>
+        <w:rPr>
+          <w:rFonts w:ascii="Calibri" w:hAnsi="Calibri" w:cs="Calibri"/>
+          <w:sz w:val="32"/>
+          <w:szCs w:val="32"/>
+        </w:rPr>
+        <w:t xml:space="preserve">Download the rigged 3D </w:t>
+      </w:r>
+      <w:proofErr w:type="gramStart"/>
+      <w:r>
+        <w:rPr>
+          <w:rFonts w:ascii="Calibri" w:hAnsi="Calibri" w:cs="Calibri"/>
+          <w:sz w:val="32"/>
+          <w:szCs w:val="32"/>
+        </w:rPr>
+        <w:t>models :</w:t>
+      </w:r>
+      <w:proofErr w:type="gramEnd"/>
+      <w:r>
+        <w:rPr>
+          <w:rFonts w:ascii="Calibri" w:hAnsi="Calibri" w:cs="Calibri"/>
+          <w:sz w:val="32"/>
+          <w:szCs w:val="32"/>
+        </w:rPr>
+        <w:t xml:space="preserve"> </w:t>
+      </w:r>
+      <w:hyperlink r:id="rId9" w:history="1">
+        <w:r>
+          <w:rPr>
+            <w:rStyle w:val="Hyperlink"/>
+            <w:rFonts w:ascii="Calibri" w:hAnsi="Calibri" w:cs="Calibri"/>
+            <w:sz w:val="32"/>
+            <w:szCs w:val="32"/>
+          </w:rPr>
+          <w:t>https://rigmodels.com/</w:t>
+        </w:r>
+      </w:hyperlink>
+    </w:p>
+    <w:p>
+      <w:pPr>
+        <w:jc w:val="center"/>
+        <w:rPr>
+          <w:rFonts w:ascii="Calibri" w:hAnsi="Calibri" w:cs="Calibri"/>
+          <w:b/>
+          <w:bCs/>
+          <w:sz w:val="32"/>
+          <w:szCs w:val="32"/>
+        </w:rPr>
+      </w:pPr>
+      <w:r>
+        <w:rPr>
+          <w:rFonts w:ascii="Calibri" w:hAnsi="Calibri" w:cs="Calibri"/>
+          <w:b/>
+          <w:bCs/>
+          <w:sz w:val="32"/>
+          <w:szCs w:val="32"/>
+        </w:rPr>
+        <w:t>Character &amp; Animation</w:t>
+      </w:r>
+    </w:p>
+    <w:p>
+      <w:pPr>
+        <w:rPr>
+          <w:rFonts w:ascii="Calibri" w:hAnsi="Calibri" w:cs="Calibri"/>
+          <w:sz w:val="32"/>
+          <w:szCs w:val="32"/>
+        </w:rPr>
+      </w:pPr>
+      <w:r>
+        <w:rPr>
+          <w:rFonts w:ascii="Calibri" w:hAnsi="Calibri" w:cs="Calibri"/>
+          <w:sz w:val="32"/>
+          <w:szCs w:val="32"/>
+        </w:rPr>
+        <w:t xml:space="preserve">Just download the Character model from rigmodels.com &amp; animate the character model from mixamo.com </w:t>
+      </w:r>
+    </w:p>
+    <w:p>
+      <w:pPr>
+        <w:rPr>
+          <w:rFonts w:ascii="Calibri" w:hAnsi="Calibri" w:cs="Calibri"/>
+          <w:sz w:val="32"/>
+          <w:szCs w:val="32"/>
+        </w:rPr>
+      </w:pPr>
     </w:p>
     <w:p>
       <w:pPr>
